--- a/zht/docx/024.content.docx
+++ b/zht/docx/024.content.docx
@@ -390,18 +390,12 @@
           <w:lang w:val="zh_TW" w:bidi="zh_TW"/>
         </w:rPr>
       </w:r>
-      <w:hyperlink r:id="rId13">
-        <w:r>
-          <w:rPr>
-            <w:lang w:val="zh_TW" w:bidi="zh_TW"/>
-          </w:rPr>
-          <w:rPr>
-            <w:color w:val="0000EE"/>
-            <w:u w:val="single"/>
-          </w:rPr>
-          <w:t>歷代志下31:4–5</w:t>
-        </w:r>
-      </w:hyperlink>
+      <w:r>
+        <w:rPr>
+          <w:lang w:val="zh_TW" w:bidi="zh_TW"/>
+        </w:rPr>
+        <w:t>歷代志下31:4–5</w:t>
+      </w:r>
     </w:p>
     <w:p>
       <w:pPr>
@@ -414,18 +408,12 @@
           <w:lang w:val="zh_TW" w:bidi="zh_TW"/>
         </w:rPr>
       </w:r>
-      <w:hyperlink r:id="rId14">
-        <w:r>
-          <w:rPr>
-            <w:lang w:val="zh_TW" w:bidi="zh_TW"/>
-          </w:rPr>
-          <w:rPr>
-            <w:color w:val="0000EE"/>
-            <w:u w:val="single"/>
-          </w:rPr>
-          <w:t>帖撒羅尼迦後書2:13</w:t>
-        </w:r>
-      </w:hyperlink>
+      <w:r>
+        <w:rPr>
+          <w:lang w:val="zh_TW" w:bidi="zh_TW"/>
+        </w:rPr>
+        <w:t>帖撒羅尼迦後書2:13</w:t>
+      </w:r>
     </w:p>
     <w:p>
       <w:pPr>
@@ -438,18 +426,12 @@
           <w:lang w:val="zh_TW" w:bidi="zh_TW"/>
         </w:rPr>
       </w:r>
-      <w:hyperlink r:id="rId15">
-        <w:r>
-          <w:rPr>
-            <w:lang w:val="zh_TW" w:bidi="zh_TW"/>
-          </w:rPr>
-          <w:rPr>
-            <w:color w:val="0000EE"/>
-            <w:u w:val="single"/>
-          </w:rPr>
-          <w:t>出埃及記23:16–17</w:t>
-        </w:r>
-      </w:hyperlink>
+      <w:r>
+        <w:rPr>
+          <w:lang w:val="zh_TW" w:bidi="zh_TW"/>
+        </w:rPr>
+        <w:t>出埃及記23:16–17</w:t>
+      </w:r>
     </w:p>
     <w:p>
       <w:pPr>
@@ -462,18 +444,12 @@
           <w:lang w:val="zh_TW" w:bidi="zh_TW"/>
         </w:rPr>
       </w:r>
-      <w:hyperlink r:id="rId16">
-        <w:r>
-          <w:rPr>
-            <w:lang w:val="zh_TW" w:bidi="zh_TW"/>
-          </w:rPr>
-          <w:rPr>
-            <w:color w:val="0000EE"/>
-            <w:u w:val="single"/>
-          </w:rPr>
-          <w:t>雅各書1:18</w:t>
-        </w:r>
-      </w:hyperlink>
+      <w:r>
+        <w:rPr>
+          <w:lang w:val="zh_TW" w:bidi="zh_TW"/>
+        </w:rPr>
+        <w:t>雅各書1:18</w:t>
+      </w:r>
     </w:p>
     <w:p>
       <w:pPr>
@@ -486,18 +462,12 @@
           <w:lang w:val="zh_TW" w:bidi="zh_TW"/>
         </w:rPr>
       </w:r>
-      <w:hyperlink r:id="rId17">
-        <w:r>
-          <w:rPr>
-            <w:lang w:val="zh_TW" w:bidi="zh_TW"/>
-          </w:rPr>
-          <w:rPr>
-            <w:color w:val="0000EE"/>
-            <w:u w:val="single"/>
-          </w:rPr>
-          <w:t>耶利米書2:3</w:t>
-        </w:r>
-      </w:hyperlink>
+      <w:r>
+        <w:rPr>
+          <w:lang w:val="zh_TW" w:bidi="zh_TW"/>
+        </w:rPr>
+        <w:t>耶利米書2:3</w:t>
+      </w:r>
     </w:p>
     <w:p>
       <w:pPr>
@@ -510,18 +480,12 @@
           <w:lang w:val="zh_TW" w:bidi="zh_TW"/>
         </w:rPr>
       </w:r>
-      <w:hyperlink r:id="rId18">
-        <w:r>
-          <w:rPr>
-            <w:lang w:val="zh_TW" w:bidi="zh_TW"/>
-          </w:rPr>
-          <w:rPr>
-            <w:color w:val="0000EE"/>
-            <w:u w:val="single"/>
-          </w:rPr>
-          <w:t>詩篇105:36</w:t>
-        </w:r>
-      </w:hyperlink>
+      <w:r>
+        <w:rPr>
+          <w:lang w:val="zh_TW" w:bidi="zh_TW"/>
+        </w:rPr>
+        <w:t>詩篇105:36</w:t>
+      </w:r>
     </w:p>
     <w:p>
       <w:pPr>
